--- a/05_Website_Angular/docs/ResumeMatch-PH-Defense-Quick-Reference.docx
+++ b/05_Website_Angular/docs/ResumeMatch-PH-Defense-Quick-Reference.docx
@@ -778,7 +778,7 @@
                 <w:sz w:val="16"/>
                 <w:szCs w:val="16"/>
               </w:rPr>
-              <w:t xml:space="preserve">29 matching-engine + 22 API integration = 51, all passing</w:t>
+              <w:t xml:space="preserve">30 matching-engine + 26 API integration = 56, all passing</w:t>
             </w:r>
           </w:p>
         </w:tc>

--- a/05_Website_Angular/docs/ResumeMatch-PH-Defense-Quick-Reference.docx
+++ b/05_Website_Angular/docs/ResumeMatch-PH-Defense-Quick-Reference.docx
@@ -3153,7 +3153,7 @@
           <w:sz w:val="19"/>
           <w:szCs w:val="19"/>
         </w:rPr>
-        <w:t xml:space="preserve">Because the failure we are arguing against is a good candidate being eliminated by a parser. The structured résumé is scored because its fields are unambiguous. The file the applicant uploads in their own format is passed to the recruiter untouched and is never parsed, so a messy layout can never cost them points. The recruiter sees both.</w:t>
+        <w:t xml:space="preserve">Because the failure we are arguing against is a good candidate being eliminated by a parser. The structured résumé is scored because its fields are unambiguous. The file the applicant uploads in their own format is passed to the recruiter untouched, and is also read and scored separately so the applicant can see what a parser makes of it — but that second number never ranks anyone, so a messy layout can never cost them points. The recruiter sees both.</w:t>
       </w:r>
     </w:p>
     <w:p>

--- a/05_Website_Angular/docs/ResumeMatch-PH-Defense-Quick-Reference.docx
+++ b/05_Website_Angular/docs/ResumeMatch-PH-Defense-Quick-Reference.docx
@@ -2191,7 +2191,7 @@
                 <w:sz w:val="16"/>
                 <w:szCs w:val="16"/>
               </w:rPr>
-              <w:t xml:space="preserve">"Eight designs. All single-column, so the score never changes — only the look."</w:t>
+              <w:t xml:space="preserve">"Fourteen designs. All single-column, so the score never changes — only the look."</w:t>
             </w:r>
           </w:p>
         </w:tc>

--- a/05_Website_Angular/docs/ResumeMatch-PH-Defense-Quick-Reference.docx
+++ b/05_Website_Angular/docs/ResumeMatch-PH-Defense-Quick-Reference.docx
@@ -179,7 +179,7 @@
           <w:sz w:val="19"/>
           <w:szCs w:val="19"/>
         </w:rPr>
-        <w:t xml:space="preserve">ResumeMatch PH is a free web platform with two sides. Job seekers build an ATS-safe résumé through a guided wizard and see an honest match score against every real opening posted by our partner company, Royce Hotel and Casino. Recruiters receive those applications already scored and ranked, with the reasoning shown. The score comes from a published rule-based formula — skills 50 percent, education 25, experience 25 — and nobody is ever automatically rejected. The system explains, ranks and assists; a human recruiter decides.</w:t>
+        <w:t xml:space="preserve">ResumeMatch PH is a free web platform with two sides. Job seekers build an ATS-safe résumé through a guided wizard and see an honest match score against every real opening posted by our partner company, Clark Outsourcing. Recruiters receive those applications already scored and ranked, with the reasoning shown. The score comes from a published rule-based formula — skills 50 percent, education 25, experience 25 — and nobody is ever automatically rejected. The system explains, ranks and assists; a human recruiter decides.</w:t>
       </w:r>
     </w:p>
     <w:p>
@@ -1924,7 +1924,7 @@
                 <w:sz w:val="16"/>
                 <w:szCs w:val="16"/>
               </w:rPr>
-              <w:t xml:space="preserve">"Free, built for Filipino job seekers, piloted with Royce."</w:t>
+              <w:t xml:space="preserve">"Free, built for Filipino job seekers, piloted with Clark Outsourcing."</w:t>
             </w:r>
           </w:p>
         </w:tc>
@@ -2191,7 +2191,7 @@
                 <w:sz w:val="16"/>
                 <w:szCs w:val="16"/>
               </w:rPr>
-              <w:t xml:space="preserve">"Fourteen designs. All single-column, so the score never changes — only the look."</w:t>
+              <w:t xml:space="preserve">"Eight designs. All single-column, so the score never changes — only the look."</w:t>
             </w:r>
           </w:p>
         </w:tc>
@@ -3153,7 +3153,7 @@
           <w:sz w:val="19"/>
           <w:szCs w:val="19"/>
         </w:rPr>
-        <w:t xml:space="preserve">Because the failure we are arguing against is a good candidate being eliminated by a parser. The structured résumé is scored because its fields are unambiguous. The file the applicant uploads in their own format is passed to the recruiter untouched, and is also read and scored separately so the applicant can see what a parser makes of it — but that second number never ranks anyone, so a messy layout can never cost them points. The recruiter sees both.</w:t>
+        <w:t xml:space="preserve">Because the failure we are arguing against is a good candidate being eliminated by a parser. The structured résumé is scored because its fields are unambiguous. The file the applicant uploads in their own format is passed to the recruiter untouched and is never parsed, so a messy layout can never cost them points. The recruiter sees both.</w:t>
       </w:r>
     </w:p>
     <w:p>
@@ -3357,7 +3357,7 @@
           <w:sz w:val="19"/>
           <w:szCs w:val="19"/>
         </w:rPr>
-        <w:t xml:space="preserve">For our pilot — one hotel, its departments, and the applicants in a UAT — comfortably. Scores are computed from indexed columns and cached per résumé-and-posting pair, so a large applicant pool does not recompute on every page load. Beyond that we would need to move sessions out of process memory and add pagination; both are known and neither is architectural.</w:t>
+        <w:t xml:space="preserve">For our pilot — one outsourcing company, its departments, and the applicants in a UAT — comfortably. Scores are computed from indexed columns and cached per résumé-and-posting pair, so a large applicant pool does not recompute on every page load. Beyond that we would need to move sessions out of process memory and add pagination; both are known and neither is architectural.</w:t>
       </w:r>
     </w:p>
     <w:p>
@@ -3616,7 +3616,7 @@
           <w:sz w:val="19"/>
           <w:szCs w:val="19"/>
         </w:rPr>
-        <w:t xml:space="preserve">Say: "They are reasoned, not measured — skills weigh most because they are the most direct evidence of ability to do the specific job, and we refused to invent a difference between education and experience we could not defend. We treated that as a known weakness from the start, which is why the weights live in a configuration table rather than in code: they can be changed without redeveloping anything. We are collecting the same 100-point allocation from Royce's HR department, per role family, so the study can report how our assumption compares with how a real hiring team actually weighs a résumé."</w:t>
+        <w:t xml:space="preserve">Say: "They are reasoned, not measured — skills weigh most because they are the most direct evidence of ability to do the specific job, and we refused to invent a difference between education and experience we could not defend. We treated that as a known weakness from the start, which is why the weights live in a configuration table rather than in code: they can be changed without redeveloping anything. We are collecting the same 100-point allocation from Clark Outsourcing's HR department, per role family, so the study can report how our assumption compares with how a real hiring team actually weighs a résumé."</w:t>
       </w:r>
     </w:p>
     <w:p>

--- a/05_Website_Angular/docs/ResumeMatch-PH-Defense-Quick-Reference.docx
+++ b/05_Website_Angular/docs/ResumeMatch-PH-Defense-Quick-Reference.docx
@@ -3153,7 +3153,7 @@
           <w:sz w:val="19"/>
           <w:szCs w:val="19"/>
         </w:rPr>
-        <w:t xml:space="preserve">Because the failure we are arguing against is a good candidate being eliminated by a parser. The structured résumé is scored because its fields are unambiguous. The file the applicant uploads in their own format is passed to the recruiter untouched and is never parsed, so a messy layout can never cost them points. The recruiter sees both.</w:t>
+        <w:t>Because the failure we are arguing against is a good candidate being eliminated by a parser. The structured résumé is scored because its fields are unambiguous. The file the applicant uploads in their own format is passed to the recruiter untouched. It is read and scored too, but that second number is only ever reported — the ranking uses the structured résumé alone, so a messy layout can never cost them a place. The recruiter sees both.</w:t>
       </w:r>
     </w:p>
     <w:p>

--- a/05_Website_Angular/docs/ResumeMatch-PH-Defense-Quick-Reference.docx
+++ b/05_Website_Angular/docs/ResumeMatch-PH-Defense-Quick-Reference.docx
@@ -2280,7 +2280,7 @@
                 <w:sz w:val="16"/>
                 <w:szCs w:val="16"/>
               </w:rPr>
-              <w:t xml:space="preserve">"Every real opening, scored. Notice it tells you which skills you are missing — that is the point."</w:t>
+              <w:t>"Every real opening, scored. Notice it accounts for what you have not met — that is the point."</w:t>
             </w:r>
           </w:p>
         </w:tc>
@@ -2847,7 +2847,7 @@
           <w:sz w:val="19"/>
           <w:szCs w:val="19"/>
         </w:rPr>
-        <w:t xml:space="preserve">Those are job boards — they match on keywords you type into a search bar, and they give the applicant no feedback. We do the opposite: the applicant builds a structured résumé once, and the system scores them against every opening automatically and tells them exactly which required skills they are missing. We also do not aggregate listings; every opening comes from a registered partner company.</w:t>
+        <w:t>Those are job boards — they match on keywords you type into a search bar, and they give the applicant no feedback. We do the opposite: the applicant builds a structured résumé once, and the system scores them against every opening automatically and tells them how much of each role’s requirement they meet, and what kind they do not. We also do not aggregate listings; every opening comes from a registered partner company.</w:t>
       </w:r>
     </w:p>
     <w:p>
@@ -3408,7 +3408,7 @@
           <w:sz w:val="19"/>
           <w:szCs w:val="19"/>
         </w:rPr>
-        <w:t xml:space="preserve">Nothing is hidden from them and nothing is thrown away. They see the honest score, they are told which required skills they lack, and they are shown related positions reachable with the skills they already have. Their profile stays searchable so a recruiter can find them for a future opening. The system has no code path that rejects an application automatically.</w:t>
+        <w:t>Nothing is hidden from them and nothing is thrown away. They see the honest score, they are told how many requirements they have not met and of what kind, and they are shown related positions reachable with the skills they already have. Their profile stays searchable so a recruiter can find them for a future opening. The system has no code path that rejects an application automatically.</w:t>
       </w:r>
     </w:p>
     <w:p>

--- a/05_Website_Angular/docs/ResumeMatch-PH-Defense-Quick-Reference.docx
+++ b/05_Website_Angular/docs/ResumeMatch-PH-Defense-Quick-Reference.docx
@@ -3255,7 +3255,7 @@
           <w:sz w:val="19"/>
           <w:szCs w:val="19"/>
         </w:rPr>
-        <w:t xml:space="preserve">Three levels. 29 automated tests cover the matching engine, including a sweep of 500 randomly generated résumé-and-posting pairs proving the browser and the server compute identical scores. 16 more start the real server against a temporary database and drive it over HTTP to test access control and the application rules. Both run on every code change through continuous integration. On top of that is the ISO 25010 evaluation with 50 respondents.</w:t>
+        <w:t>Three levels. 51 automated tests cover the matching engine, including a sweep of 500 randomly generated résumé-and-posting pairs proving the browser and the server compute identical scores. 52 more start the real server against a temporary database and drive it over HTTP to test access control and the application rules. Both run on every code change through continuous integration. On top of that is the ISO 25010 evaluation with 50 respondents.</w:t>
       </w:r>
     </w:p>
     <w:p>
